--- a/gbakkk5951杂题集/魔法球问题(下)/魔法球问题(下).docx
+++ b/gbakkk5951杂题集/魔法球问题(下)/魔法球问题(下).docx
@@ -24,7 +24,20 @@
           <w:szCs w:val="21"/>
           <w:lang w:val="en-US" w:eastAsia="zh-CN"/>
         </w:rPr>
-        <w:t>128MB,1S,mogic1s.xxx</w:t>
+        <w:t>128MB,2S,mogic_5</w:t>
+      </w:r>
+      <w:bookmarkStart w:id="4" w:name="_GoBack"/>
+      <w:bookmarkEnd w:id="4"/>
+      <w:r>
+        <w:rPr>
+          <w:rFonts w:hint="eastAsia"/>
+          <w:b/>
+          <w:bCs/>
+          <w:sz w:val="21"/>
+          <w:szCs w:val="21"/>
+          <w:lang w:val="en-US" w:eastAsia="zh-CN"/>
+        </w:rPr>
+        <w:t>s.xxx</w:t>
       </w:r>
     </w:p>
     <w:p>
@@ -163,8 +176,49 @@
           <w:szCs w:val="24"/>
           <w:lang w:val="en-US" w:eastAsia="zh-CN"/>
         </w:rPr>
-        <w:t>1个整数N表示有N个柱子</w:t>
-      </w:r>
+        <w:t>1个整数T表示有T组数据</w:t>
+      </w:r>
+    </w:p>
+    <w:p>
+      <w:pPr>
+        <w:ind w:firstLine="420" w:firstLineChars="0"/>
+        <w:jc w:val="both"/>
+        <w:outlineLvl w:val="9"/>
+        <w:rPr>
+          <w:rFonts w:hint="eastAsia"/>
+          <w:b w:val="0"/>
+          <w:bCs w:val="0"/>
+          <w:sz w:val="24"/>
+          <w:szCs w:val="24"/>
+          <w:lang w:val="en-US" w:eastAsia="zh-CN"/>
+        </w:rPr>
+      </w:pPr>
+      <w:r>
+        <w:rPr>
+          <w:rFonts w:hint="eastAsia"/>
+          <w:b w:val="0"/>
+          <w:bCs w:val="0"/>
+          <w:sz w:val="24"/>
+          <w:szCs w:val="24"/>
+          <w:lang w:val="en-US" w:eastAsia="zh-CN"/>
+        </w:rPr>
+        <w:t>接下来T行每行一个整数N表示有N个柱子</w:t>
+      </w:r>
+    </w:p>
+    <w:p>
+      <w:pPr>
+        <w:ind w:firstLine="420" w:firstLineChars="0"/>
+        <w:jc w:val="both"/>
+        <w:outlineLvl w:val="9"/>
+        <w:rPr>
+          <w:rFonts w:hint="eastAsia"/>
+          <w:b w:val="0"/>
+          <w:bCs w:val="0"/>
+          <w:sz w:val="24"/>
+          <w:szCs w:val="24"/>
+          <w:lang w:val="en-US" w:eastAsia="zh-CN"/>
+        </w:rPr>
+      </w:pPr>
     </w:p>
     <w:p>
       <w:pPr>
@@ -334,79 +388,7 @@
           <w:szCs w:val="24"/>
           <w:lang w:val="en-US" w:eastAsia="zh-CN"/>
         </w:rPr>
-        <w:t>11 5 4</w:t>
-      </w:r>
-    </w:p>
-    <w:p>
-      <w:pPr>
-        <w:jc w:val="both"/>
-        <w:rPr>
-          <w:rFonts w:hint="eastAsia"/>
-          <w:b w:val="0"/>
-          <w:bCs w:val="0"/>
-          <w:sz w:val="24"/>
-          <w:szCs w:val="24"/>
-          <w:lang w:val="en-US" w:eastAsia="zh-CN"/>
-        </w:rPr>
-      </w:pPr>
-      <w:r>
-        <w:rPr>
-          <w:rFonts w:hint="eastAsia"/>
-          <w:b w:val="0"/>
-          <w:bCs w:val="0"/>
-          <w:sz w:val="24"/>
-          <w:szCs w:val="24"/>
-          <w:lang w:val="en-US" w:eastAsia="zh-CN"/>
-        </w:rPr>
-        <w:t>10 6 3</w:t>
-      </w:r>
-    </w:p>
-    <w:p>
-      <w:pPr>
-        <w:jc w:val="both"/>
-        <w:rPr>
-          <w:rFonts w:hint="eastAsia"/>
-          <w:b w:val="0"/>
-          <w:bCs w:val="0"/>
-          <w:sz w:val="24"/>
-          <w:szCs w:val="24"/>
-          <w:lang w:val="en-US" w:eastAsia="zh-CN"/>
-        </w:rPr>
-      </w:pPr>
-      <w:r>
-        <w:rPr>
-          <w:rFonts w:hint="eastAsia"/>
-          <w:b w:val="0"/>
-          <w:bCs w:val="0"/>
-          <w:sz w:val="24"/>
-          <w:szCs w:val="24"/>
-          <w:lang w:val="en-US" w:eastAsia="zh-CN"/>
-        </w:rPr>
-        <w:t>9 7 8</w:t>
-      </w:r>
-    </w:p>
-    <w:p>
-      <w:pPr>
-        <w:jc w:val="both"/>
-        <w:rPr>
-          <w:rFonts w:hint="eastAsia"/>
-          <w:b w:val="0"/>
-          <w:bCs w:val="0"/>
-          <w:sz w:val="24"/>
-          <w:szCs w:val="24"/>
-          <w:lang w:val="en-US" w:eastAsia="zh-CN"/>
-        </w:rPr>
-      </w:pPr>
-      <w:r>
-        <w:rPr>
-          <w:rFonts w:hint="eastAsia"/>
-          <w:b w:val="0"/>
-          <w:bCs w:val="0"/>
-          <w:sz w:val="24"/>
-          <w:szCs w:val="24"/>
-          <w:lang w:val="en-US" w:eastAsia="zh-CN"/>
-        </w:rPr>
-        <w:t>8 1</w:t>
+        <w:t>7</w:t>
       </w:r>
     </w:p>
     <w:p>
@@ -444,20 +426,7 @@
           <w:szCs w:val="28"/>
           <w:lang w:val="en-US" w:eastAsia="zh-CN"/>
         </w:rPr>
-        <w:t>数据范</w:t>
-      </w:r>
-      <w:bookmarkStart w:id="4" w:name="_GoBack"/>
-      <w:bookmarkEnd w:id="4"/>
-      <w:r>
-        <w:rPr>
-          <w:rFonts w:hint="eastAsia"/>
-          <w:b/>
-          <w:bCs/>
-          <w:sz w:val="28"/>
-          <w:szCs w:val="28"/>
-          <w:lang w:val="en-US" w:eastAsia="zh-CN"/>
-        </w:rPr>
-        <w:t>围及提示</w:t>
+        <w:t>数据范围及提示</w:t>
       </w:r>
     </w:p>
     <w:p>
@@ -494,7 +463,8 @@
           <w:lang w:val="en-US" w:eastAsia="zh-CN"/>
         </w:rPr>
         <w:object>
-          <v:shape id="_x0000_i1025" o:spt="75" type="#_x0000_t75" style="height:18pt;width:24.95pt;" o:ole="t" filled="f" o:preferrelative="t" stroked="f" coordsize="21600,21600">
+          <v:shape id="_x0000_i1025" o:spt="75" alt="" type="#_x0000_t75" style="height:18pt;width:39pt;" o:ole="t" filled="f" o:preferrelative="t" stroked="f" coordsize="21600,21600">
+            <v:path/>
             <v:fill on="f" focussize="0,0"/>
             <v:stroke on="f"/>
             <v:imagedata r:id="rId5" o:title=""/>
@@ -516,7 +486,32 @@
           <w:szCs w:val="24"/>
           <w:lang w:val="en-US" w:eastAsia="zh-CN"/>
         </w:rPr>
-        <w:t xml:space="preserve">; </w:t>
+        <w:t>; 1 &lt;= T &lt;= 1000; 输入文本长度&lt;=6*</w:t>
+      </w:r>
+      <w:r>
+        <w:rPr>
+          <w:rFonts w:hint="eastAsia"/>
+          <w:b w:val="0"/>
+          <w:bCs w:val="0"/>
+          <w:position w:val="-6"/>
+          <w:sz w:val="24"/>
+          <w:szCs w:val="24"/>
+          <w:lang w:val="en-US" w:eastAsia="zh-CN"/>
+        </w:rPr>
+        <w:object>
+          <v:shape id="_x0000_i1028" o:spt="75" type="#_x0000_t75" style="height:18pt;width:24.95pt;" o:ole="t" filled="f" o:preferrelative="t" stroked="f" coordsize="21600,21600">
+            <v:path/>
+            <v:fill on="f" focussize="0,0"/>
+            <v:stroke on="f"/>
+            <v:imagedata r:id="rId7" o:title=""/>
+            <o:lock v:ext="edit" aspectratio="t"/>
+            <w10:wrap type="none"/>
+            <w10:anchorlock/>
+          </v:shape>
+          <o:OLEObject Type="Embed" ProgID="Equation.KSEE3" ShapeID="_x0000_i1028" DrawAspect="Content" ObjectID="_1468075726" r:id="rId6">
+            <o:LockedField>false</o:LockedField>
+          </o:OLEObject>
+        </w:object>
       </w:r>
     </w:p>
     <w:sectPr>
@@ -635,7 +630,7 @@
     <w:lsdException w:unhideWhenUsed="0" w:uiPriority="0" w:semiHidden="0" w:name="HTML Acronym"/>
     <w:lsdException w:unhideWhenUsed="0" w:uiPriority="0" w:semiHidden="0" w:name="HTML Address"/>
     <w:lsdException w:unhideWhenUsed="0" w:uiPriority="0" w:semiHidden="0" w:name="HTML Cite"/>
-    <w:lsdException w:unhideWhenUsed="0" w:uiPriority="0" w:semiHidden="0" w:name="HTML Code"/>
+    <w:lsdException w:qFormat="1" w:unhideWhenUsed="0" w:uiPriority="0" w:semiHidden="0" w:name="HTML Code"/>
     <w:lsdException w:unhideWhenUsed="0" w:uiPriority="0" w:semiHidden="0" w:name="HTML Definition"/>
     <w:lsdException w:unhideWhenUsed="0" w:uiPriority="0" w:semiHidden="0" w:name="HTML Keyboard"/>
     <w:lsdException w:unhideWhenUsed="0" w:uiPriority="0" w:semiHidden="0" w:name="HTML Preformatted"/>
@@ -861,6 +856,7 @@
   <w:style w:type="character" w:styleId="4">
     <w:name w:val="HTML Code"/>
     <w:basedOn w:val="3"/>
+    <w:qFormat/>
     <w:uiPriority w:val="0"/>
     <w:rPr>
       <w:rFonts w:ascii="Courier New" w:hAnsi="Courier New"/>

--- a/gbakkk5951杂题集/魔法球问题(下)/魔法球问题(下).docx
+++ b/gbakkk5951杂题集/魔法球问题(下)/魔法球问题(下).docx
@@ -24,7 +24,7 @@
           <w:szCs w:val="21"/>
           <w:lang w:val="en-US" w:eastAsia="zh-CN"/>
         </w:rPr>
-        <w:t>128MB,2S,mogic_5</w:t>
+        <w:t>128MB,5</w:t>
       </w:r>
       <w:bookmarkStart w:id="4" w:name="_GoBack"/>
       <w:bookmarkEnd w:id="4"/>
@@ -37,7 +37,7 @@
           <w:szCs w:val="21"/>
           <w:lang w:val="en-US" w:eastAsia="zh-CN"/>
         </w:rPr>
-        <w:t>s.xxx</w:t>
+        <w:t>S,mogic_2s.xxx</w:t>
       </w:r>
     </w:p>
     <w:p>
@@ -463,7 +463,7 @@
           <w:lang w:val="en-US" w:eastAsia="zh-CN"/>
         </w:rPr>
         <w:object>
-          <v:shape id="_x0000_i1025" o:spt="75" alt="" type="#_x0000_t75" style="height:18pt;width:39pt;" o:ole="t" filled="f" o:preferrelative="t" stroked="f" coordsize="21600,21600">
+          <v:shape id="_x0000_i1025" o:spt="75" type="#_x0000_t75" style="height:18pt;width:39pt;" o:ole="t" filled="f" o:preferrelative="t" stroked="f" coordsize="21600,21600">
             <v:path/>
             <v:fill on="f" focussize="0,0"/>
             <v:stroke on="f"/>
@@ -499,7 +499,7 @@
           <w:lang w:val="en-US" w:eastAsia="zh-CN"/>
         </w:rPr>
         <w:object>
-          <v:shape id="_x0000_i1028" o:spt="75" type="#_x0000_t75" style="height:18pt;width:24.95pt;" o:ole="t" filled="f" o:preferrelative="t" stroked="f" coordsize="21600,21600">
+          <v:shape id="_x0000_i1026" o:spt="75" type="#_x0000_t75" style="height:18pt;width:24.95pt;" o:ole="t" filled="f" o:preferrelative="t" stroked="f" coordsize="21600,21600">
             <v:path/>
             <v:fill on="f" focussize="0,0"/>
             <v:stroke on="f"/>
@@ -508,7 +508,7 @@
             <w10:wrap type="none"/>
             <w10:anchorlock/>
           </v:shape>
-          <o:OLEObject Type="Embed" ProgID="Equation.KSEE3" ShapeID="_x0000_i1028" DrawAspect="Content" ObjectID="_1468075726" r:id="rId6">
+          <o:OLEObject Type="Embed" ProgID="Equation.KSEE3" ShapeID="_x0000_i1026" DrawAspect="Content" ObjectID="_1468075726" r:id="rId6">
             <o:LockedField>false</o:LockedField>
           </o:OLEObject>
         </w:object>

--- a/gbakkk5951杂题集/魔法球问题(下)/魔法球问题(下).docx
+++ b/gbakkk5951杂题集/魔法球问题(下)/魔法球问题(下).docx
@@ -24,20 +24,7 @@
           <w:szCs w:val="21"/>
           <w:lang w:val="en-US" w:eastAsia="zh-CN"/>
         </w:rPr>
-        <w:t>128MB,5</w:t>
-      </w:r>
-      <w:bookmarkStart w:id="4" w:name="_GoBack"/>
-      <w:bookmarkEnd w:id="4"/>
-      <w:r>
-        <w:rPr>
-          <w:rFonts w:hint="eastAsia"/>
-          <w:b/>
-          <w:bCs/>
-          <w:sz w:val="21"/>
-          <w:szCs w:val="21"/>
-          <w:lang w:val="en-US" w:eastAsia="zh-CN"/>
-        </w:rPr>
-        <w:t>S,mogic_2s.xxx</w:t>
+        <w:t>128MB,4S,mogic_2s.xxx</w:t>
       </w:r>
     </w:p>
     <w:p>
@@ -53,6 +40,8 @@
         </w:rPr>
       </w:pPr>
       <w:bookmarkStart w:id="1" w:name="OLE_LINK5"/>
+      <w:bookmarkStart w:id="8" w:name="_GoBack"/>
+      <w:bookmarkEnd w:id="8"/>
       <w:r>
         <w:rPr>
           <w:rFonts w:hint="eastAsia"/>
@@ -62,7 +51,7 @@
           <w:szCs w:val="32"/>
           <w:lang w:val="en-US" w:eastAsia="zh-CN"/>
         </w:rPr>
-        <w:t>魔法球问题(上)</w:t>
+        <w:t>魔法球问题(下)</w:t>
       </w:r>
     </w:p>
     <w:bookmarkEnd w:id="0"/>
@@ -104,6 +93,7 @@
           <w:lang w:val="en-US" w:eastAsia="zh-CN"/>
         </w:rPr>
       </w:pPr>
+      <w:bookmarkStart w:id="2" w:name="OLE_LINK2"/>
       <w:r>
         <w:rPr>
           <w:rFonts w:hint="eastAsia"/>
@@ -116,6 +106,7 @@
         <w:t>现在有N个柱子，无数个魔法球编号为1,2,3……的正整数，每种编号一个，现在按顺序放入魔法球，要求要么该球是某个柱子第一个放入的球，要么该球编号与柱子顶部魔法球编号的和是一个完全平方数。请你输出最多能放几个魔法球。</w:t>
       </w:r>
     </w:p>
+    <w:bookmarkEnd w:id="2"/>
     <w:p>
       <w:pPr>
         <w:jc w:val="both"/>
@@ -154,7 +145,8 @@
           <w:lang w:val="en-US" w:eastAsia="zh-CN"/>
         </w:rPr>
       </w:pPr>
-      <w:bookmarkStart w:id="2" w:name="OLE_LINK3"/>
+      <w:bookmarkStart w:id="3" w:name="OLE_LINK3"/>
+      <w:bookmarkStart w:id="4" w:name="OLE_LINK4"/>
       <w:r>
         <w:rPr>
           <w:rFonts w:hint="eastAsia"/>
@@ -166,7 +158,7 @@
         </w:rPr>
         <w:t>第1行</w:t>
       </w:r>
-      <w:bookmarkEnd w:id="2"/>
+      <w:bookmarkEnd w:id="3"/>
       <w:r>
         <w:rPr>
           <w:rFonts w:hint="eastAsia"/>
@@ -205,6 +197,7 @@
         <w:t>接下来T行每行一个整数N表示有N个柱子</w:t>
       </w:r>
     </w:p>
+    <w:bookmarkEnd w:id="4"/>
     <w:p>
       <w:pPr>
         <w:ind w:firstLine="420" w:firstLineChars="0"/>
@@ -257,6 +250,7 @@
           <w:lang w:val="en-US" w:eastAsia="zh-CN"/>
         </w:rPr>
       </w:pPr>
+      <w:bookmarkStart w:id="5" w:name="OLE_LINK6"/>
       <w:r>
         <w:rPr>
           <w:rFonts w:hint="eastAsia"/>
@@ -269,6 +263,7 @@
         <w:t>1行1个整数，表示最多能放的魔法球数。</w:t>
       </w:r>
     </w:p>
+    <w:bookmarkEnd w:id="5"/>
     <w:p>
       <w:pPr>
         <w:jc w:val="both"/>
@@ -305,22 +300,21 @@
           <w:rFonts w:hint="eastAsia"/>
           <w:b w:val="0"/>
           <w:bCs w:val="0"/>
-          <w:color w:val="auto"/>
-          <w:sz w:val="24"/>
-          <w:szCs w:val="24"/>
-          <w:lang w:val="en-US" w:eastAsia="zh-CN"/>
-        </w:rPr>
-      </w:pPr>
-      <w:r>
-        <w:rPr>
-          <w:rFonts w:hint="eastAsia"/>
-          <w:b w:val="0"/>
-          <w:bCs w:val="0"/>
-          <w:sz w:val="24"/>
-          <w:szCs w:val="24"/>
-          <w:lang w:val="en-US" w:eastAsia="zh-CN"/>
-        </w:rPr>
-        <w:t>4</w:t>
+          <w:sz w:val="24"/>
+          <w:szCs w:val="24"/>
+          <w:lang w:val="en-US" w:eastAsia="zh-CN"/>
+        </w:rPr>
+      </w:pPr>
+      <w:r>
+        <w:rPr>
+          <w:rFonts w:hint="eastAsia"/>
+          <w:b w:val="0"/>
+          <w:bCs w:val="0"/>
+          <w:sz w:val="24"/>
+          <w:szCs w:val="24"/>
+          <w:lang w:val="en-US" w:eastAsia="zh-CN"/>
+        </w:rPr>
+        <w:t>1</w:t>
       </w:r>
     </w:p>
     <w:p>
@@ -341,6 +335,36 @@
           <w:lang w:val="en-US" w:eastAsia="zh-CN"/>
         </w:rPr>
       </w:pPr>
+      <w:r>
+        <w:rPr>
+          <w:rFonts w:hint="eastAsia"/>
+          <w:b w:val="0"/>
+          <w:bCs w:val="0"/>
+          <w:sz w:val="24"/>
+          <w:szCs w:val="24"/>
+          <w:lang w:val="en-US" w:eastAsia="zh-CN"/>
+        </w:rPr>
+        <w:t>4</w:t>
+      </w:r>
+    </w:p>
+    <w:p>
+      <w:pPr>
+        <w:widowControl w:val="0"/>
+        <w:numPr>
+          <w:ilvl w:val="0"/>
+          <w:numId w:val="0"/>
+        </w:numPr>
+        <w:jc w:val="both"/>
+        <w:rPr>
+          <w:rFonts w:hint="eastAsia"/>
+          <w:b w:val="0"/>
+          <w:bCs w:val="0"/>
+          <w:color w:val="auto"/>
+          <w:sz w:val="24"/>
+          <w:szCs w:val="24"/>
+          <w:lang w:val="en-US" w:eastAsia="zh-CN"/>
+        </w:rPr>
+      </w:pPr>
     </w:p>
     <w:p>
       <w:pPr>
@@ -378,33 +402,33 @@
           <w:lang w:val="en-US" w:eastAsia="zh-CN"/>
         </w:rPr>
       </w:pPr>
-      <w:bookmarkStart w:id="3" w:name="OLE_LINK9"/>
-      <w:r>
-        <w:rPr>
-          <w:rFonts w:hint="eastAsia"/>
-          <w:b w:val="0"/>
-          <w:bCs w:val="0"/>
-          <w:sz w:val="24"/>
-          <w:szCs w:val="24"/>
-          <w:lang w:val="en-US" w:eastAsia="zh-CN"/>
-        </w:rPr>
-        <w:t>7</w:t>
-      </w:r>
-    </w:p>
-    <w:p>
-      <w:pPr>
-        <w:jc w:val="both"/>
-        <w:rPr>
-          <w:rFonts w:hint="eastAsia"/>
-          <w:b w:val="0"/>
-          <w:bCs w:val="0"/>
-          <w:sz w:val="24"/>
-          <w:szCs w:val="24"/>
-          <w:lang w:val="en-US" w:eastAsia="zh-CN"/>
-        </w:rPr>
-      </w:pPr>
-    </w:p>
-    <w:bookmarkEnd w:id="3"/>
+      <w:bookmarkStart w:id="6" w:name="OLE_LINK9"/>
+      <w:r>
+        <w:rPr>
+          <w:rFonts w:hint="eastAsia"/>
+          <w:b w:val="0"/>
+          <w:bCs w:val="0"/>
+          <w:sz w:val="24"/>
+          <w:szCs w:val="24"/>
+          <w:lang w:val="en-US" w:eastAsia="zh-CN"/>
+        </w:rPr>
+        <w:t>11</w:t>
+      </w:r>
+    </w:p>
+    <w:p>
+      <w:pPr>
+        <w:jc w:val="both"/>
+        <w:rPr>
+          <w:rFonts w:hint="eastAsia"/>
+          <w:b w:val="0"/>
+          <w:bCs w:val="0"/>
+          <w:sz w:val="24"/>
+          <w:szCs w:val="24"/>
+          <w:lang w:val="en-US" w:eastAsia="zh-CN"/>
+        </w:rPr>
+      </w:pPr>
+    </w:p>
+    <w:bookmarkEnd w:id="6"/>
     <w:p>
       <w:pPr>
         <w:jc w:val="both"/>
@@ -441,6 +465,7 @@
           <w:lang w:val="en-US" w:eastAsia="zh-CN"/>
         </w:rPr>
       </w:pPr>
+      <w:bookmarkStart w:id="7" w:name="OLE_LINK7"/>
       <w:r>
         <w:rPr>
           <w:rFonts w:hint="eastAsia"/>
@@ -513,6 +538,7 @@
           </o:OLEObject>
         </w:object>
       </w:r>
+      <w:bookmarkEnd w:id="7"/>
     </w:p>
     <w:sectPr>
       <w:pgSz w:w="11906" w:h="16838"/>
